--- a/source-multichoice/build/es-material.docx
+++ b/source-multichoice/build/es-material.docx
@@ -18735,7 +18735,7 @@
         <w:pStyle w:val="ListNumber"/>
       </w:pPr>
       <w:r>
-        <w:t>¿Cuál es el término que se suele utilizar para denominar el poliestireno expandido?</w:t>
+        <w:t>¿Cuál es el término que se suele utilizar para denominar al poliestireno expandido?</w:t>
       </w:r>
     </w:p>
     <w:p>
